--- a/cover letter/Cover Letter.docx
+++ b/cover letter/Cover Letter.docx
@@ -242,7 +242,23 @@
           <w:sz w:val="24"/>
           <w:szCs w:val="24"/>
         </w:rPr>
-        <w:t xml:space="preserve">Author contributions: Wenbo Lv, </w:t>
+        <w:t>Author contributions: Wenbo L</w:t>
+      </w:r>
+      <w:r>
+        <w:rPr>
+          <w:rFonts w:ascii="Times New Roman" w:hAnsi="Times New Roman" w:cs="Times New Roman" w:hint="eastAsia"/>
+          <w:sz w:val="24"/>
+          <w:szCs w:val="24"/>
+        </w:rPr>
+        <w:t>yu</w:t>
+      </w:r>
+      <w:r>
+        <w:rPr>
+          <w:rFonts w:ascii="Times New Roman" w:hAnsi="Times New Roman" w:cs="Times New Roman" w:hint="eastAsia"/>
+          <w:sz w:val="24"/>
+          <w:szCs w:val="24"/>
+        </w:rPr>
+        <w:t xml:space="preserve">, </w:t>
       </w:r>
       <w:proofErr w:type="spellStart"/>
       <w:r>
@@ -294,7 +310,15 @@
           <w:sz w:val="24"/>
           <w:szCs w:val="24"/>
         </w:rPr>
-        <w:t xml:space="preserve"> conceived the idea and designed the study; Wenbo Lv</w:t>
+        <w:t xml:space="preserve"> conceived the idea and designed the study; Wenbo L</w:t>
+      </w:r>
+      <w:r>
+        <w:rPr>
+          <w:rFonts w:ascii="Times New Roman" w:hAnsi="Times New Roman" w:cs="Times New Roman" w:hint="eastAsia"/>
+          <w:sz w:val="24"/>
+          <w:szCs w:val="24"/>
+        </w:rPr>
+        <w:t>yu</w:t>
       </w:r>
       <w:r>
         <w:rPr>
@@ -478,7 +502,23 @@
           <w:sz w:val="24"/>
           <w:szCs w:val="24"/>
         </w:rPr>
-        <w:t xml:space="preserve">; Wenbo Lv and </w:t>
+        <w:t>; Wenbo L</w:t>
+      </w:r>
+      <w:r>
+        <w:rPr>
+          <w:rFonts w:ascii="Times New Roman" w:hAnsi="Times New Roman" w:cs="Times New Roman" w:hint="eastAsia"/>
+          <w:sz w:val="24"/>
+          <w:szCs w:val="24"/>
+        </w:rPr>
+        <w:t>yu</w:t>
+      </w:r>
+      <w:r>
+        <w:rPr>
+          <w:rFonts w:ascii="Times New Roman" w:hAnsi="Times New Roman" w:cs="Times New Roman" w:hint="eastAsia"/>
+          <w:sz w:val="24"/>
+          <w:szCs w:val="24"/>
+        </w:rPr>
+        <w:t xml:space="preserve"> and </w:t>
       </w:r>
       <w:r>
         <w:rPr>
@@ -1136,6 +1176,7 @@
   <w:style w:type="character" w:default="1" w:styleId="a0">
     <w:name w:val="Default Paragraph Font"/>
     <w:uiPriority w:val="1"/>
+    <w:semiHidden/>
     <w:unhideWhenUsed/>
   </w:style>
   <w:style w:type="table" w:default="1" w:styleId="a1">
